--- a/Shrinivasa_PH_Resume.docx
+++ b/Shrinivasa_PH_Resume.docx
@@ -304,13 +304,34 @@
         <w:t>Statistical Knowledge:</w:t>
       </w:r>
       <w:r>
-        <w:t xml:space="preserve"> Hypothesis Testing, Z-Test, T-Test, Chi-Square Test, ANOVA, Kurskal-Walis Test, Shapiro-Wilk Test, Levene</w:t>
+        <w:t xml:space="preserve"> Hypothesis Testing, Z-Test, T-Test, Chi-Square Test, ANOVA, </w:t>
+      </w:r>
+      <w:proofErr w:type="spellStart"/>
+      <w:r>
+        <w:t>Kurskal-Walis</w:t>
+      </w:r>
+      <w:proofErr w:type="spellEnd"/>
+      <w:r>
+        <w:t xml:space="preserve"> Test, Shapiro-Wilk Test, </w:t>
+      </w:r>
+      <w:proofErr w:type="spellStart"/>
+      <w:r>
+        <w:t>Levene</w:t>
       </w:r>
       <w:r>
         <w:t>’s</w:t>
       </w:r>
-      <w:r>
-        <w:t xml:space="preserve"> Test, Komlogorov-</w:t>
+      <w:proofErr w:type="spellEnd"/>
+      <w:r>
+        <w:t xml:space="preserve"> Test, </w:t>
+      </w:r>
+      <w:proofErr w:type="spellStart"/>
+      <w:r>
+        <w:t>Komlogorov</w:t>
+      </w:r>
+      <w:proofErr w:type="spellEnd"/>
+      <w:r>
+        <w:t>-</w:t>
       </w:r>
       <w:proofErr w:type="gramStart"/>
       <w:r>
@@ -461,31 +482,30 @@
         <w:t>Natural Language Processing (NLP),</w:t>
       </w:r>
       <w:r>
+        <w:t xml:space="preserve"> LLMs, </w:t>
+      </w:r>
+      <w:r>
+        <w:t xml:space="preserve">Basics of </w:t>
+      </w:r>
+      <w:proofErr w:type="spellStart"/>
+      <w:r>
+        <w:t>Lang</w:t>
+      </w:r>
+      <w:r>
+        <w:t>c</w:t>
+      </w:r>
+      <w:r>
+        <w:t>hain</w:t>
+      </w:r>
+      <w:proofErr w:type="spellEnd"/>
+      <w:r>
+        <w:t>,</w:t>
+      </w:r>
+      <w:r>
+        <w:t xml:space="preserve"> Vector Stores and RAG</w:t>
+      </w:r>
+      <w:r>
         <w:t xml:space="preserve"> Computer Vision (CV)</w:t>
-      </w:r>
-      <w:r>
-        <w:t>,</w:t>
-      </w:r>
-      <w:r>
-        <w:t xml:space="preserve"> Transfer</w:t>
-      </w:r>
-      <w:r>
-        <w:t xml:space="preserve"> </w:t>
-      </w:r>
-      <w:r>
-        <w:t>Learning</w:t>
-      </w:r>
-      <w:r>
-        <w:t xml:space="preserve"> and basics of Prompt Engineering</w:t>
-      </w:r>
-      <w:r>
-        <w:t xml:space="preserve"> (using OpenAI &amp; </w:t>
-      </w:r>
-      <w:r>
-        <w:t>L</w:t>
-      </w:r>
-      <w:r>
-        <w:t>lama)</w:t>
       </w:r>
       <w:r>
         <w:t xml:space="preserve">. </w:t>
@@ -496,6 +516,8 @@
         <w:pStyle w:val="Heading3"/>
         <w:spacing w:line="240" w:lineRule="auto"/>
       </w:pPr>
+      <w:bookmarkStart w:id="0" w:name="_GoBack"/>
+      <w:bookmarkEnd w:id="0"/>
       <w:r>
         <w:rPr>
           <w:b/>
@@ -554,53 +576,25 @@
         <w:rPr>
           <w:color w:val="434343"/>
         </w:rPr>
-        <w:t>| Bengaluru | [</w:t>
+        <w:t xml:space="preserve">| Bengaluru | </w:t>
       </w:r>
       <w:r>
         <w:rPr>
           <w:color w:val="434343"/>
         </w:rPr>
-        <w:t xml:space="preserve"> </w:t>
-      </w:r>
-      <w:r>
-        <w:rPr>
-          <w:i/>
-          <w:iCs/>
+        <w:t>[</w:t>
+      </w:r>
+      <w:r>
+        <w:rPr>
           <w:color w:val="434343"/>
         </w:rPr>
-        <w:t xml:space="preserve">Dec </w:t>
-      </w:r>
-      <w:r>
-        <w:rPr>
-          <w:i/>
-          <w:iCs/>
+        <w:t>Nov</w:t>
+      </w:r>
+      <w:r>
+        <w:rPr>
           <w:color w:val="434343"/>
         </w:rPr>
-        <w:t>20</w:t>
-      </w:r>
-      <w:r>
-        <w:rPr>
-          <w:i/>
-          <w:iCs/>
-          <w:color w:val="434343"/>
-        </w:rPr>
-        <w:t>25 –</w:t>
-      </w:r>
-      <w:r>
-        <w:rPr>
-          <w:i/>
-          <w:iCs/>
-          <w:color w:val="434343"/>
-        </w:rPr>
-        <w:t xml:space="preserve"> </w:t>
-      </w:r>
-      <w:r>
-        <w:rPr>
-          <w:i/>
-          <w:iCs/>
-          <w:color w:val="434343"/>
-        </w:rPr>
-        <w:t>Present]</w:t>
+        <w:t xml:space="preserve"> 2025 – Present]</w:t>
       </w:r>
     </w:p>
     <w:p>
@@ -656,7 +650,21 @@
           <w:rFonts w:eastAsia="Times New Roman"/>
           <w:lang w:val="en-IN"/>
         </w:rPr>
-        <w:t>Teach core ML algorithms including Linear Regression, Logistic Regression, Decision Trees, Random Forest, Ensemble Methods, and basic Deep Learning concepts.</w:t>
+        <w:t>Teach core ML algorithms including Regression,</w:t>
+      </w:r>
+      <w:r>
+        <w:rPr>
+          <w:rFonts w:eastAsia="Times New Roman"/>
+          <w:lang w:val="en-IN"/>
+        </w:rPr>
+        <w:t xml:space="preserve"> Classification, Clustering</w:t>
+      </w:r>
+      <w:r>
+        <w:rPr>
+          <w:rFonts w:eastAsia="Times New Roman"/>
+          <w:lang w:val="en-IN"/>
+        </w:rPr>
+        <w:t>, Decision Trees, Random Forest, Ensemble Methods, and basic Deep Learning concepts.</w:t>
       </w:r>
     </w:p>
     <w:p>
@@ -676,7 +684,23 @@
           <w:rFonts w:eastAsia="Times New Roman"/>
           <w:lang w:val="en-IN"/>
         </w:rPr>
-        <w:t>Provide hands-on training using real-world datasets with practical implementation in Python (Pandas, NumPy, Scikit-learn, Matplotlib, Seaborn).</w:t>
+        <w:t xml:space="preserve">Provide hands-on training using real-world datasets with practical implementation in Python (Pandas, NumPy, </w:t>
+      </w:r>
+      <w:proofErr w:type="spellStart"/>
+      <w:r>
+        <w:rPr>
+          <w:rFonts w:eastAsia="Times New Roman"/>
+          <w:lang w:val="en-IN"/>
+        </w:rPr>
+        <w:t>Scikit</w:t>
+      </w:r>
+      <w:proofErr w:type="spellEnd"/>
+      <w:r>
+        <w:rPr>
+          <w:rFonts w:eastAsia="Times New Roman"/>
+          <w:lang w:val="en-IN"/>
+        </w:rPr>
+        <w:t>-learn, Matplotlib, Seaborn).</w:t>
       </w:r>
     </w:p>
     <w:p>
@@ -736,8 +760,32 @@
           <w:rFonts w:eastAsia="Times New Roman"/>
           <w:lang w:val="en-IN"/>
         </w:rPr>
-        <w:t>Simplify complex mathematical concepts (probability, hypothesis testing, model evaluation metrics) into intuitive explanations for learners from non-technical backgrounds.</w:t>
-      </w:r>
+        <w:t xml:space="preserve">Simplify complex </w:t>
+      </w:r>
+      <w:r>
+        <w:rPr>
+          <w:rFonts w:eastAsia="Times New Roman"/>
+          <w:lang w:val="en-IN"/>
+        </w:rPr>
+        <w:t>statistical</w:t>
+      </w:r>
+      <w:r>
+        <w:rPr>
+          <w:rFonts w:eastAsia="Times New Roman"/>
+          <w:lang w:val="en-IN"/>
+        </w:rPr>
+        <w:t xml:space="preserve"> concepts (probability, hypothesis testing, model evaluation metrics) into intuitive explanations for learners from non-technical backgrounds.</w:t>
+      </w:r>
+    </w:p>
+    <w:p>
+      <w:pPr>
+        <w:spacing w:before="100" w:beforeAutospacing="1" w:after="100" w:afterAutospacing="1" w:line="240" w:lineRule="auto"/>
+        <w:ind w:left="720"/>
+        <w:rPr>
+          <w:rFonts w:eastAsia="Times New Roman"/>
+          <w:lang w:val="en-IN"/>
+        </w:rPr>
+      </w:pPr>
     </w:p>
     <w:p>
       <w:pPr>
@@ -748,8 +796,6 @@
           <w:szCs w:val="24"/>
         </w:rPr>
       </w:pPr>
-      <w:bookmarkStart w:id="0" w:name="_GoBack"/>
-      <w:bookmarkEnd w:id="0"/>
       <w:r>
         <w:lastRenderedPageBreak/>
         <w:t xml:space="preserve">Prod Compliance Associate </w:t>
@@ -788,23 +834,29 @@
           <w:sz w:val="24"/>
           <w:szCs w:val="24"/>
         </w:rPr>
-        <w:t xml:space="preserve"> Development Center Pvt Ltd</w:t>
-      </w:r>
-      <w:r>
-        <w:rPr>
+        <w:t xml:space="preserve"> Development Center </w:t>
+      </w:r>
+      <w:proofErr w:type="spellStart"/>
+      <w:r>
+        <w:rPr>
+          <w:b/>
+          <w:bCs/>
           <w:color w:val="434343"/>
           <w:sz w:val="24"/>
           <w:szCs w:val="24"/>
         </w:rPr>
-        <w:t xml:space="preserve"> |</w:t>
-      </w:r>
-      <w:r>
-        <w:rPr>
+        <w:t>Pvt</w:t>
+      </w:r>
+      <w:proofErr w:type="spellEnd"/>
+      <w:r>
+        <w:rPr>
+          <w:b/>
+          <w:bCs/>
           <w:color w:val="434343"/>
           <w:sz w:val="24"/>
           <w:szCs w:val="24"/>
         </w:rPr>
-        <w:t xml:space="preserve"> Bengaluru</w:t>
+        <w:t xml:space="preserve"> Ltd</w:t>
       </w:r>
       <w:r>
         <w:rPr>
@@ -812,7 +864,7 @@
           <w:sz w:val="24"/>
           <w:szCs w:val="24"/>
         </w:rPr>
-        <w:t xml:space="preserve"> | </w:t>
+        <w:t xml:space="preserve"> |</w:t>
       </w:r>
       <w:r>
         <w:rPr>
@@ -820,7 +872,7 @@
           <w:sz w:val="24"/>
           <w:szCs w:val="24"/>
         </w:rPr>
-        <w:t>[</w:t>
+        <w:t xml:space="preserve"> Bengaluru</w:t>
       </w:r>
       <w:r>
         <w:rPr>
@@ -828,47 +880,39 @@
           <w:sz w:val="24"/>
           <w:szCs w:val="24"/>
         </w:rPr>
-        <w:t xml:space="preserve"> </w:t>
-      </w:r>
-      <w:r>
-        <w:rPr>
-          <w:i/>
-          <w:iCs/>
+        <w:t xml:space="preserve"> | </w:t>
+      </w:r>
+      <w:r>
+        <w:rPr>
           <w:color w:val="434343"/>
           <w:sz w:val="24"/>
           <w:szCs w:val="24"/>
         </w:rPr>
-        <w:t xml:space="preserve">January 2018 </w:t>
-      </w:r>
-      <w:r>
-        <w:rPr>
-          <w:i/>
-          <w:iCs/>
+        <w:t>[</w:t>
+      </w:r>
+      <w:r>
+        <w:rPr>
           <w:color w:val="434343"/>
           <w:sz w:val="24"/>
           <w:szCs w:val="24"/>
         </w:rPr>
-        <w:t>-</w:t>
-      </w:r>
-      <w:r>
-        <w:rPr>
-          <w:i/>
-          <w:iCs/>
+        <w:t xml:space="preserve">January 2018 </w:t>
+      </w:r>
+      <w:r>
+        <w:rPr>
           <w:color w:val="434343"/>
           <w:sz w:val="24"/>
           <w:szCs w:val="24"/>
         </w:rPr>
-        <w:t xml:space="preserve"> December 2023</w:t>
-      </w:r>
-      <w:r>
-        <w:rPr>
-          <w:i/>
-          <w:iCs/>
+        <w:t>-</w:t>
+      </w:r>
+      <w:r>
+        <w:rPr>
           <w:color w:val="434343"/>
           <w:sz w:val="24"/>
           <w:szCs w:val="24"/>
         </w:rPr>
-        <w:t xml:space="preserve"> </w:t>
+        <w:t xml:space="preserve"> December 2023</w:t>
       </w:r>
       <w:r>
         <w:rPr>
@@ -1162,34 +1206,14 @@
         <w:rPr>
           <w:color w:val="434343"/>
         </w:rPr>
-        <w:t xml:space="preserve"> </w:t>
+        <w:t>May 2015 - January 2018</w:t>
       </w:r>
       <w:r>
         <w:rPr>
           <w:color w:val="434343"/>
         </w:rPr>
-        <w:t xml:space="preserve">May 2015 - January </w:t>
-      </w:r>
-      <w:proofErr w:type="gramStart"/>
-      <w:r>
-        <w:rPr>
-          <w:color w:val="434343"/>
-        </w:rPr>
-        <w:t>2018</w:t>
-      </w:r>
-      <w:r>
-        <w:rPr>
-          <w:color w:val="434343"/>
-        </w:rPr>
-        <w:t xml:space="preserve"> </w:t>
-      </w:r>
-      <w:r>
-        <w:rPr>
-          <w:color w:val="434343"/>
-        </w:rPr>
         <w:t>]</w:t>
       </w:r>
-      <w:proofErr w:type="gramEnd"/>
     </w:p>
     <w:p>
       <w:pPr>
@@ -1590,13 +1614,31 @@
         </w:rPr>
         <w:t xml:space="preserve">. Deployed on Streamlit using Python, Transformers, </w:t>
       </w:r>
-      <w:r>
-        <w:rPr>
-          <w:rFonts w:cs="Arial"/>
-          <w:szCs w:val="22"/>
-        </w:rPr>
-        <w:t>trafilatura &amp; fitz</w:t>
-      </w:r>
+      <w:proofErr w:type="spellStart"/>
+      <w:r>
+        <w:rPr>
+          <w:rFonts w:cs="Arial"/>
+          <w:szCs w:val="22"/>
+        </w:rPr>
+        <w:t>trafilatura</w:t>
+      </w:r>
+      <w:proofErr w:type="spellEnd"/>
+      <w:r>
+        <w:rPr>
+          <w:rFonts w:cs="Arial"/>
+          <w:szCs w:val="22"/>
+        </w:rPr>
+        <w:t xml:space="preserve"> &amp; </w:t>
+      </w:r>
+      <w:proofErr w:type="spellStart"/>
+      <w:r>
+        <w:rPr>
+          <w:rFonts w:cs="Arial"/>
+          <w:szCs w:val="22"/>
+        </w:rPr>
+        <w:t>fitz</w:t>
+      </w:r>
+      <w:proofErr w:type="spellEnd"/>
       <w:r>
         <w:rPr>
           <w:rFonts w:cs="Arial"/>
@@ -2123,7 +2165,21 @@
           <w:rFonts w:cs="Arial"/>
           <w:szCs w:val="22"/>
         </w:rPr>
-        <w:t xml:space="preserve">Built and deployed a regression model using </w:t>
+        <w:t xml:space="preserve">Built and </w:t>
+      </w:r>
+      <w:r>
+        <w:rPr>
+          <w:rFonts w:cs="Arial"/>
+          <w:szCs w:val="22"/>
+        </w:rPr>
+        <w:t>deployed</w:t>
+      </w:r>
+      <w:r>
+        <w:rPr>
+          <w:rFonts w:cs="Arial"/>
+          <w:szCs w:val="22"/>
+        </w:rPr>
+        <w:t xml:space="preserve"> a regression model using </w:t>
       </w:r>
       <w:r>
         <w:rPr>
@@ -2168,10 +2224,6 @@
       <w:pPr>
         <w:pStyle w:val="ListParagraph"/>
         <w:spacing w:line="240" w:lineRule="auto"/>
-        <w:rPr>
-          <w:rFonts w:cs="Arial"/>
-          <w:szCs w:val="22"/>
-        </w:rPr>
       </w:pPr>
       <w:r>
         <w:rPr>
@@ -2196,6 +2248,172 @@
       <w:r>
         <w:t xml:space="preserve"> </w:t>
       </w:r>
+    </w:p>
+    <w:p>
+      <w:pPr>
+        <w:pStyle w:val="ListParagraph"/>
+        <w:spacing w:line="240" w:lineRule="auto"/>
+        <w:rPr>
+          <w:rFonts w:cs="Arial"/>
+          <w:szCs w:val="22"/>
+        </w:rPr>
+      </w:pPr>
+    </w:p>
+    <w:p>
+      <w:pPr>
+        <w:pStyle w:val="ListParagraph"/>
+        <w:numPr>
+          <w:ilvl w:val="0"/>
+          <w:numId w:val="7"/>
+        </w:numPr>
+        <w:spacing w:line="240" w:lineRule="auto"/>
+        <w:rPr>
+          <w:rFonts w:cs="Arial"/>
+          <w:b/>
+          <w:bCs/>
+          <w:szCs w:val="22"/>
+        </w:rPr>
+      </w:pPr>
+      <w:r>
+        <w:rPr>
+          <w:rFonts w:cs="Arial"/>
+          <w:b/>
+          <w:bCs/>
+          <w:szCs w:val="22"/>
+        </w:rPr>
+        <w:t xml:space="preserve">Chatbot </w:t>
+      </w:r>
+      <w:r>
+        <w:rPr>
+          <w:rFonts w:cs="Arial"/>
+          <w:b/>
+          <w:bCs/>
+          <w:szCs w:val="22"/>
+        </w:rPr>
+        <w:t>–</w:t>
+      </w:r>
+      <w:r>
+        <w:rPr>
+          <w:rFonts w:cs="Arial"/>
+          <w:b/>
+          <w:bCs/>
+          <w:szCs w:val="22"/>
+        </w:rPr>
+        <w:t xml:space="preserve"> RAG</w:t>
+      </w:r>
+      <w:r>
+        <w:rPr>
+          <w:rFonts w:cs="Arial"/>
+          <w:b/>
+          <w:bCs/>
+          <w:szCs w:val="22"/>
+        </w:rPr>
+        <w:t xml:space="preserve"> based </w:t>
+      </w:r>
+      <w:r>
+        <w:rPr>
+          <w:rFonts w:cs="Arial"/>
+          <w:b/>
+          <w:bCs/>
+          <w:szCs w:val="22"/>
+        </w:rPr>
+        <w:t>LLM Application</w:t>
+      </w:r>
+      <w:r>
+        <w:rPr>
+          <w:rFonts w:cs="Arial"/>
+          <w:b/>
+          <w:bCs/>
+          <w:szCs w:val="22"/>
+        </w:rPr>
+        <w:t>:</w:t>
+      </w:r>
+    </w:p>
+    <w:p>
+      <w:pPr>
+        <w:pStyle w:val="ListParagraph"/>
+        <w:spacing w:line="240" w:lineRule="auto"/>
+        <w:rPr>
+          <w:rFonts w:cs="Arial"/>
+          <w:szCs w:val="22"/>
+        </w:rPr>
+      </w:pPr>
+      <w:r>
+        <w:rPr>
+          <w:rFonts w:cs="Arial"/>
+          <w:szCs w:val="22"/>
+        </w:rPr>
+        <w:t xml:space="preserve">Built a RAG-based customer support chatbot using </w:t>
+      </w:r>
+      <w:proofErr w:type="spellStart"/>
+      <w:r>
+        <w:rPr>
+          <w:rFonts w:cs="Arial"/>
+          <w:szCs w:val="22"/>
+        </w:rPr>
+        <w:t>LangChain</w:t>
+      </w:r>
+      <w:proofErr w:type="spellEnd"/>
+      <w:r>
+        <w:rPr>
+          <w:rFonts w:cs="Arial"/>
+          <w:szCs w:val="22"/>
+        </w:rPr>
+        <w:t>, FAISS vector search, and GPT-4o Mini, with conversational memory and context-aware responses. Deployed as a Streamlit web app demonstrating end-to-end LLM pipeline design.</w:t>
+      </w:r>
+    </w:p>
+    <w:p>
+      <w:pPr>
+        <w:pStyle w:val="ListParagraph"/>
+        <w:spacing w:line="240" w:lineRule="auto"/>
+        <w:rPr>
+          <w:rFonts w:cs="Arial"/>
+          <w:szCs w:val="22"/>
+        </w:rPr>
+      </w:pPr>
+      <w:r>
+        <w:rPr>
+          <w:rFonts w:cs="Arial"/>
+          <w:b/>
+          <w:bCs/>
+          <w:szCs w:val="22"/>
+        </w:rPr>
+        <w:t>Link:</w:t>
+      </w:r>
+      <w:r>
+        <w:rPr>
+          <w:rFonts w:cs="Arial"/>
+          <w:szCs w:val="22"/>
+        </w:rPr>
+        <w:t xml:space="preserve"> </w:t>
+      </w:r>
+      <w:hyperlink r:id="rId13" w:history="1">
+        <w:r>
+          <w:rPr>
+            <w:rStyle w:val="Hyperlink"/>
+            <w:rFonts w:cs="Arial"/>
+            <w:szCs w:val="22"/>
+          </w:rPr>
+          <w:t>https://shrinivasaph-chatbot-langchain-memory-bot-rag-agbp9p.streamlit.app/</w:t>
+        </w:r>
+      </w:hyperlink>
+      <w:r>
+        <w:rPr>
+          <w:rFonts w:cs="Arial"/>
+          <w:szCs w:val="22"/>
+        </w:rPr>
+        <w:t xml:space="preserve"> </w:t>
+      </w:r>
+    </w:p>
+    <w:p>
+      <w:pPr>
+        <w:pStyle w:val="ListParagraph"/>
+        <w:spacing w:line="240" w:lineRule="auto"/>
+        <w:rPr>
+          <w:rFonts w:cs="Arial"/>
+          <w:szCs w:val="22"/>
+        </w:rPr>
+      </w:pPr>
     </w:p>
     <w:p>
       <w:pPr>
@@ -4076,6 +4294,18 @@
       <w:iCs/>
     </w:rPr>
   </w:style>
+  <w:style w:type="character" w:styleId="FollowedHyperlink">
+    <w:name w:val="FollowedHyperlink"/>
+    <w:basedOn w:val="DefaultParagraphFont"/>
+    <w:uiPriority w:val="99"/>
+    <w:semiHidden/>
+    <w:unhideWhenUsed/>
+    <w:rsid w:val="00D4011F"/>
+    <w:rPr>
+      <w:color w:val="800080" w:themeColor="followedHyperlink"/>
+      <w:u w:val="single"/>
+    </w:rPr>
+  </w:style>
 </w:styles>
 </file>
 

--- a/Shrinivasa_PH_Resume.docx
+++ b/Shrinivasa_PH_Resume.docx
@@ -516,8 +516,6 @@
         <w:pStyle w:val="Heading3"/>
         <w:spacing w:line="240" w:lineRule="auto"/>
       </w:pPr>
-      <w:bookmarkStart w:id="0" w:name="_GoBack"/>
-      <w:bookmarkEnd w:id="0"/>
       <w:r>
         <w:rPr>
           <w:b/>
@@ -2242,7 +2240,19 @@
           <w:rPr>
             <w:rStyle w:val="Hyperlink"/>
           </w:rPr>
-          <w:t>https://dphscarpredpy.streamlit.app/</w:t>
+          <w:t>https://dphscarpre</w:t>
+        </w:r>
+        <w:r>
+          <w:rPr>
+            <w:rStyle w:val="Hyperlink"/>
+          </w:rPr>
+          <w:t>d</w:t>
+        </w:r>
+        <w:r>
+          <w:rPr>
+            <w:rStyle w:val="Hyperlink"/>
+          </w:rPr>
+          <w:t>py.streamlit.app/</w:t>
         </w:r>
       </w:hyperlink>
       <w:r>
@@ -2404,6 +2414,111 @@
         </w:rPr>
         <w:t xml:space="preserve"> </w:t>
       </w:r>
+    </w:p>
+    <w:p>
+      <w:pPr>
+        <w:pStyle w:val="ListParagraph"/>
+        <w:spacing w:line="240" w:lineRule="auto"/>
+        <w:rPr>
+          <w:rFonts w:cs="Arial"/>
+          <w:szCs w:val="22"/>
+        </w:rPr>
+      </w:pPr>
+    </w:p>
+    <w:p>
+      <w:pPr>
+        <w:pStyle w:val="ListParagraph"/>
+        <w:numPr>
+          <w:ilvl w:val="0"/>
+          <w:numId w:val="7"/>
+        </w:numPr>
+        <w:spacing w:line="240" w:lineRule="auto"/>
+        <w:rPr>
+          <w:rFonts w:cs="Arial"/>
+          <w:szCs w:val="22"/>
+        </w:rPr>
+      </w:pPr>
+      <w:r>
+        <w:rPr>
+          <w:rFonts w:cs="Arial"/>
+          <w:b/>
+          <w:bCs/>
+          <w:szCs w:val="22"/>
+        </w:rPr>
+        <w:t xml:space="preserve">RAG – </w:t>
+      </w:r>
+      <w:proofErr w:type="spellStart"/>
+      <w:r>
+        <w:rPr>
+          <w:rFonts w:cs="Arial"/>
+          <w:b/>
+          <w:bCs/>
+          <w:szCs w:val="22"/>
+        </w:rPr>
+        <w:t>LangChain</w:t>
+      </w:r>
+      <w:proofErr w:type="spellEnd"/>
+      <w:r>
+        <w:rPr>
+          <w:rFonts w:cs="Arial"/>
+          <w:b/>
+          <w:bCs/>
+          <w:szCs w:val="22"/>
+        </w:rPr>
+        <w:t xml:space="preserve"> Based Text-to-SQL Application</w:t>
+      </w:r>
+      <w:r>
+        <w:rPr>
+          <w:rFonts w:cs="Arial"/>
+          <w:szCs w:val="22"/>
+        </w:rPr>
+        <w:t>:</w:t>
+      </w:r>
+    </w:p>
+    <w:p>
+      <w:pPr>
+        <w:pStyle w:val="ListParagraph"/>
+        <w:spacing w:line="240" w:lineRule="auto"/>
+        <w:rPr>
+          <w:rFonts w:cs="Arial"/>
+          <w:szCs w:val="22"/>
+        </w:rPr>
+      </w:pPr>
+      <w:bookmarkStart w:id="0" w:name="_GoBack"/>
+      <w:bookmarkEnd w:id="0"/>
+      <w:r>
+        <w:rPr>
+          <w:rFonts w:cs="Arial"/>
+          <w:szCs w:val="22"/>
+        </w:rPr>
+        <w:t xml:space="preserve">Developed a Text-to-SQL AI application leveraging RAG, </w:t>
+      </w:r>
+      <w:proofErr w:type="spellStart"/>
+      <w:r>
+        <w:rPr>
+          <w:rFonts w:cs="Arial"/>
+          <w:szCs w:val="22"/>
+        </w:rPr>
+        <w:t>LangChain</w:t>
+      </w:r>
+      <w:proofErr w:type="spellEnd"/>
+      <w:r>
+        <w:rPr>
+          <w:rFonts w:cs="Arial"/>
+          <w:szCs w:val="22"/>
+        </w:rPr>
+        <w:t>, and Streamlit to convert natural language queries into accurate SQL statements for real-time database insights.</w:t>
+      </w:r>
+    </w:p>
+    <w:p>
+      <w:pPr>
+        <w:pStyle w:val="ListParagraph"/>
+        <w:spacing w:line="240" w:lineRule="auto"/>
+        <w:rPr>
+          <w:rFonts w:cs="Arial"/>
+          <w:szCs w:val="22"/>
+        </w:rPr>
+      </w:pPr>
     </w:p>
     <w:p>
       <w:pPr>

--- a/Shrinivasa_PH_Resume.docx
+++ b/Shrinivasa_PH_Resume.docx
@@ -2291,6 +2291,15 @@
           <w:bCs/>
           <w:szCs w:val="22"/>
         </w:rPr>
+        <w:t xml:space="preserve">Custom </w:t>
+      </w:r>
+      <w:r>
+        <w:rPr>
+          <w:rFonts w:cs="Arial"/>
+          <w:b/>
+          <w:bCs/>
+          <w:szCs w:val="22"/>
+        </w:rPr>
         <w:t xml:space="preserve">Chatbot </w:t>
       </w:r>
       <w:r>
@@ -2338,6 +2347,8 @@
         </w:rPr>
         <w:t>:</w:t>
       </w:r>
+      <w:bookmarkStart w:id="0" w:name="_GoBack"/>
+      <w:bookmarkEnd w:id="0"/>
     </w:p>
     <w:p>
       <w:pPr>
@@ -2435,17 +2446,19 @@
         <w:spacing w:line="240" w:lineRule="auto"/>
         <w:rPr>
           <w:rFonts w:cs="Arial"/>
-          <w:szCs w:val="22"/>
-        </w:rPr>
-      </w:pPr>
-      <w:r>
-        <w:rPr>
-          <w:rFonts w:cs="Arial"/>
-          <w:b/>
-          <w:bCs/>
-          <w:szCs w:val="22"/>
-        </w:rPr>
-        <w:t xml:space="preserve">RAG – </w:t>
+          <w:b/>
+          <w:bCs/>
+          <w:szCs w:val="22"/>
+        </w:rPr>
+      </w:pPr>
+      <w:r>
+        <w:rPr>
+          <w:rFonts w:cs="Arial"/>
+          <w:b/>
+          <w:bCs/>
+          <w:szCs w:val="22"/>
+        </w:rPr>
+        <w:t xml:space="preserve">Text-to-SQL AI Application (RAG + </w:t>
       </w:r>
       <w:proofErr w:type="spellStart"/>
       <w:r>
@@ -2465,11 +2478,13 @@
           <w:bCs/>
           <w:szCs w:val="22"/>
         </w:rPr>
-        <w:t xml:space="preserve"> Based Text-to-SQL Application</w:t>
-      </w:r>
-      <w:r>
-        <w:rPr>
-          <w:rFonts w:cs="Arial"/>
+        <w:t>)</w:t>
+      </w:r>
+      <w:r>
+        <w:rPr>
+          <w:rFonts w:cs="Arial"/>
+          <w:b/>
+          <w:bCs/>
           <w:szCs w:val="22"/>
         </w:rPr>
         <w:t>:</w:t>
@@ -2484,8 +2499,6 @@
           <w:szCs w:val="22"/>
         </w:rPr>
       </w:pPr>
-      <w:bookmarkStart w:id="0" w:name="_GoBack"/>
-      <w:bookmarkEnd w:id="0"/>
       <w:r>
         <w:rPr>
           <w:rFonts w:cs="Arial"/>
@@ -2519,6 +2532,39 @@
           <w:szCs w:val="22"/>
         </w:rPr>
       </w:pPr>
+      <w:r>
+        <w:rPr>
+          <w:rFonts w:cs="Arial"/>
+          <w:b/>
+          <w:bCs/>
+          <w:szCs w:val="22"/>
+        </w:rPr>
+        <w:t>Link</w:t>
+      </w:r>
+      <w:r>
+        <w:rPr>
+          <w:rFonts w:cs="Arial"/>
+          <w:szCs w:val="22"/>
+        </w:rPr>
+        <w:t xml:space="preserve">: </w:t>
+      </w:r>
+      <w:hyperlink r:id="rId14" w:history="1">
+        <w:r>
+          <w:rPr>
+            <w:rStyle w:val="Hyperlink"/>
+            <w:rFonts w:cs="Arial"/>
+            <w:szCs w:val="22"/>
+          </w:rPr>
+          <w:t>https://sql-agent-shr.streamlit.app/</w:t>
+        </w:r>
+      </w:hyperlink>
+      <w:r>
+        <w:rPr>
+          <w:rFonts w:cs="Arial"/>
+          <w:szCs w:val="22"/>
+        </w:rPr>
+        <w:t xml:space="preserve"> </w:t>
+      </w:r>
     </w:p>
     <w:p>
       <w:pPr>
